--- a/testakten/schwerbehindertenrecht-parkinson-merkzeichen-g-arnsberg/05_arbeitsplatznotiz.docx
+++ b/testakten/schwerbehindertenrecht-parkinson-merkzeichen-g-arnsberg/05_arbeitsplatznotiz.docx
@@ -70,7 +70,27 @@
         <w:t>Die Arbeitsplatzunterlagen ersetzen keinen medizinischen Befund, zeigen aber Alltagsrelevanz und Schwankungsbreite. Für das Merkzeichen G sind konkrete Wege, Pausen, Stürze und Begleitbedarf wichtig.</w:t>
       </w:r>
     </w:p>
+    <w:p>
+      <w:pPr>
+        <w:pStyle w:val="Heading2"/>
+      </w:pPr>
+      <w:r>
+        <w:t>Arbeitswege und Anpassungen</w:t>
+      </w:r>
+    </w:p>
+    <w:p>
+      <w:r>
+        <w:t>Helga arbeitet montags bis donnerstags jeweils fünf Stunden im Sachgebiet Beihilfe. Vom Behindertenparkplatz bis zum Büro sind es rund 210 Meter, eine automatische Tür, ein Aufzug und zwei längere Flure. Seit Januar begleitet sie morgens häufig Kollege Ralf Junghans; an schlechten Tagen arbeitet sie nach Rücksprache von zu Hause.</w:t>
+      </w:r>
+    </w:p>
+    <w:p>
+      <w:r>
+        <w:t>Teamleiterin Verena Kurz dokumentierte drei verspätete Arbeitsbeginne nach Gangblockaden und einen Beinahe-Sturz am Aufzug. Die fachliche Arbeit am Bildschirm ist weiterhin verlässlich. Anpassungen betreffen vor allem Wege, Pausen und Terminlage. Eine Kündigung oder Umsetzung ist nicht angekündigt; der Arbeitgeber prüft einen näheren Arbeitsplatz und einen festen Homeoffice-Tag.</w:t>
+      </w:r>
+    </w:p>
     <w:sectPr>
+      <w:headerReference w:type="default" r:id="rId9"/>
+      <w:footerReference w:type="default" r:id="rId10"/>
       <w:pgSz w:w="11906" w:h="16838"/>
       <w:pgMar w:top="1417" w:right="1417" w:bottom="1417" w:left="1417" w:header="720" w:footer="720" w:gutter="0"/>
       <w:cols w:space="720"/>
@@ -78,6 +98,44 @@
     </w:sectPr>
   </w:body>
 </w:document>
+</file>
+
+<file path=word/footer1.xml><?xml version="1.0" encoding="utf-8"?>
+<w:ftr xmlns:m="http://schemas.openxmlformats.org/officeDocument/2006/math" xmlns:mc="http://schemas.openxmlformats.org/markup-compatibility/2006" xmlns:mo="http://schemas.microsoft.com/office/mac/office/2008/main" xmlns:mv="urn:schemas-microsoft-com:mac:vml" xmlns:o="urn:schemas-microsoft-com:office:office" xmlns:r="http://schemas.openxmlformats.org/officeDocument/2006/relationships" xmlns:v="urn:schemas-microsoft-com:vml" xmlns:w10="urn:schemas-microsoft-com:office:word" xmlns:w14="http://schemas.microsoft.com/office/word/2010/wordml" xmlns:w="http://schemas.openxmlformats.org/wordprocessingml/2006/main" xmlns:wne="http://schemas.microsoft.com/office/word/2006/wordml" xmlns:wp14="http://schemas.microsoft.com/office/word/2010/wordprocessingDrawing" xmlns:wp="http://schemas.openxmlformats.org/drawingml/2006/wordprocessingDrawing" xmlns:wpc="http://schemas.microsoft.com/office/word/2010/wordprocessingCanvas" xmlns:wpg="http://schemas.microsoft.com/office/word/2010/wordprocessingGroup" xmlns:wpi="http://schemas.microsoft.com/office/word/2010/wordprocessingInk" xmlns:wps="http://schemas.microsoft.com/office/word/2010/wordprocessingShape" mc:Ignorable="w14 wp14">
+  <w:p>
+    <w:pPr>
+      <w:pStyle w:val="Footer"/>
+      <w:jc w:val="center"/>
+    </w:pPr>
+    <w:r>
+      <w:rPr>
+        <w:rFonts w:ascii="Arial" w:hAnsi="Arial"/>
+        <w:color w:val="6E6E6E"/>
+        <w:sz w:val="16"/>
+      </w:rPr>
+      <w:t>Aktenstück 05_arbeitsplatznotiz.docx · Arbeitsstand</w:t>
+    </w:r>
+  </w:p>
+</w:ftr>
+</file>
+
+<file path=word/header1.xml><?xml version="1.0" encoding="utf-8"?>
+<w:hdr xmlns:m="http://schemas.openxmlformats.org/officeDocument/2006/math" xmlns:mc="http://schemas.openxmlformats.org/markup-compatibility/2006" xmlns:mo="http://schemas.microsoft.com/office/mac/office/2008/main" xmlns:mv="urn:schemas-microsoft-com:mac:vml" xmlns:o="urn:schemas-microsoft-com:office:office" xmlns:r="http://schemas.openxmlformats.org/officeDocument/2006/relationships" xmlns:v="urn:schemas-microsoft-com:vml" xmlns:w10="urn:schemas-microsoft-com:office:word" xmlns:w14="http://schemas.microsoft.com/office/word/2010/wordml" xmlns:w="http://schemas.openxmlformats.org/wordprocessingml/2006/main" xmlns:wne="http://schemas.microsoft.com/office/word/2006/wordml" xmlns:wp14="http://schemas.microsoft.com/office/word/2010/wordprocessingDrawing" xmlns:wp="http://schemas.openxmlformats.org/drawingml/2006/wordprocessingDrawing" xmlns:wpc="http://schemas.microsoft.com/office/word/2010/wordprocessingCanvas" xmlns:wpg="http://schemas.microsoft.com/office/word/2010/wordprocessingGroup" xmlns:wpi="http://schemas.microsoft.com/office/word/2010/wordprocessingInk" xmlns:wps="http://schemas.microsoft.com/office/word/2010/wordprocessingShape" mc:Ignorable="w14 wp14">
+  <w:p>
+    <w:pPr>
+      <w:pStyle w:val="Header"/>
+      <w:jc w:val="right"/>
+    </w:pPr>
+    <w:r>
+      <w:rPr>
+        <w:rFonts w:ascii="Arial" w:hAnsi="Arial"/>
+        <w:color w:val="535E67"/>
+        <w:sz w:val="16"/>
+      </w:rPr>
+      <w:t>Hochsauerlandkreis · Arbeitsplatz Helga Rottmann</w:t>
+    </w:r>
+  </w:p>
+</w:hdr>
 </file>
 
 <file path=word/numbering.xml><?xml version="1.0" encoding="utf-8"?>
@@ -443,9 +501,12 @@
     <w:name w:val="Normal"/>
     <w:qFormat/>
     <w:rsid w:val="00FC693F"/>
+    <w:pPr>
+      <w:spacing w:after="120"/>
+    </w:pPr>
     <w:rPr>
-      <w:rFonts w:ascii="Times New Roman" w:hAnsi="Times New Roman"/>
-      <w:sz w:val="22"/>
+      <w:rFonts w:ascii="Arial" w:hAnsi="Arial"/>
+      <w:sz w:val="21"/>
     </w:rPr>
   </w:style>
   <w:style w:type="paragraph" w:styleId="Header">
@@ -507,9 +568,10 @@
       <w:outlineLvl w:val="0"/>
     </w:pPr>
     <w:rPr>
-      <w:rFonts w:asciiTheme="majorHAnsi" w:eastAsiaTheme="majorEastAsia" w:hAnsiTheme="majorHAnsi" w:cstheme="majorBidi" w:ascii="Times New Roman" w:hAnsi="Times New Roman"/>
+      <w:rFonts w:asciiTheme="majorHAnsi" w:eastAsiaTheme="majorEastAsia" w:hAnsiTheme="majorHAnsi" w:cstheme="majorBidi" w:ascii="Arial" w:hAnsi="Arial"/>
       <w:b/>
       <w:bCs/>
+      <w:color w:val="24364B"/>
       <w:sz w:val="28"/>
       <w:szCs w:val="28"/>
     </w:rPr>
@@ -530,9 +592,10 @@
       <w:outlineLvl w:val="1"/>
     </w:pPr>
     <w:rPr>
-      <w:rFonts w:asciiTheme="majorHAnsi" w:eastAsiaTheme="majorEastAsia" w:hAnsiTheme="majorHAnsi" w:cstheme="majorBidi" w:ascii="Times New Roman" w:hAnsi="Times New Roman"/>
+      <w:rFonts w:asciiTheme="majorHAnsi" w:eastAsiaTheme="majorEastAsia" w:hAnsiTheme="majorHAnsi" w:cstheme="majorBidi" w:ascii="Arial" w:hAnsi="Arial"/>
       <w:b/>
       <w:bCs/>
+      <w:color w:val="24364B"/>
       <w:sz w:val="24"/>
       <w:szCs w:val="26"/>
     </w:rPr>
@@ -794,8 +857,8 @@
       <w:contextualSpacing/>
     </w:pPr>
     <w:rPr>
-      <w:rFonts w:asciiTheme="majorHAnsi" w:eastAsiaTheme="majorEastAsia" w:hAnsiTheme="majorHAnsi" w:cstheme="majorBidi"/>
-      <w:color w:val="17365D" w:themeColor="text2" w:themeShade="BF"/>
+      <w:rFonts w:asciiTheme="majorHAnsi" w:eastAsiaTheme="majorEastAsia" w:hAnsiTheme="majorHAnsi" w:cstheme="majorBidi" w:ascii="Arial" w:hAnsi="Arial"/>
+      <w:color w:val="24364B"/>
       <w:spacing w:val="5"/>
       <w:kern w:val="28"/>
       <w:sz w:val="52"/>
